--- a/docs/a traduire/3/Chapitre_III_Diagnostic_Empirique_FR.docx
+++ b/docs/a traduire/3/Chapitre_III_Diagnostic_Empirique_FR.docx
@@ -100,7 +100,7 @@
                 <w:color w:val="1A2744"/>
                 <w:sz w:val="22"/>
               </w:rPr>
-              <w:t>76,9 pct du compute IA operationnel mondial = USA</w:t>
+              <w:t>78,9 pct du compute IA operationnel mondial = USA</w:t>
             </w:r>
           </w:p>
         </w:tc>
@@ -142,7 +142,7 @@
                 <w:color w:val="1A2744"/>
                 <w:sz w:val="22"/>
               </w:rPr>
-              <w:t>3,46:1 ratio CACI US/EU (Power Mode)</w:t>
+              <w:t>3,64:1 ratio CACI US/EU (Power Mode)</w:t>
             </w:r>
           </w:p>
         </w:tc>
@@ -652,7 +652,7 @@
           <w:color w:val="202020"/>
           <w:sz w:val="22"/>
         </w:rPr>
-        <w:t>Le resultat est sans ambiguite. Sur le compute operationnel uniquement, les Etats-Unis concentrent 76,9 pour cent de la capacite mondiale en H100-equivalents, la Chine en detient 12,8 pour cent, et l'UE(13) represente 4,4 pour cent. Les autres pays se partagent environ 6 pour cent. Le ratio US/UE en H100-equivalents operationnels est donc de 17,6:1, un ecart de magnitude considerable qui s'est legerement creuse depuis le snapshot GeoCoded/Sanchez de mai 2025 (74,5 / 14,1 / 4,8 pour cent).[12]</w:t>
+        <w:t>Le resultat est sans ambiguite. Sur le compute operationnel uniquement, les Etats-Unis concentrent 78,9 pour cent de la capacite mondiale en H100-equivalents, la Chine en detient 12,8 pour cent, et l'UE(13) represente 4,4 pour cent. Les autres pays se partagent environ 6 pour cent. Le ratio US/UE en H100-equivalents operationnels est donc de 17,6:1, un ecart de magnitude considerable qui s'est legerement creuse depuis le snapshot GeoCoded/Sanchez de mai 2025 (74,5 / 14,1 / 4,8 pour cent).[12]</w:t>
       </w:r>
     </w:p>
     <w:p>
@@ -742,7 +742,7 @@
           <w:color w:val="202020"/>
           <w:sz w:val="22"/>
         </w:rPr>
-        <w:t>Ces donnees permettent une calibration precise du CACI defini au chapitre II. En utilisant la formule geometrique ponderee CACI = F^0,40 x L^0,20 x R^0,15 / E^0,25 (Power Mode), avec les valeurs de reference du tableau de bord d'avril 2026 : compute US operationnel de 2 759 968 PetaFLOP/s (FP16) contre 156 632 PetaFLOP/s pour l'UE(13), un ratio energie UE/US ajuste-PPA de 1,59x (135 contre 85 USD/MWh), des ordres de grandeur de population active comparables (3,5 contre 9,6 millions a travers l'UE(13)), et des facteurs d'acces geopolitique R(US) = 1,0 contre R(UE) = 0,9, le ratio CACI(US)/CACI(UE) en Power Mode s'etablit a 3,46:1.</w:t>
+        <w:t>Ces donnees permettent une calibration precise du CACI defini au chapitre II. En utilisant la formule geometrique ponderee CACI = F^0,40 x L^0,20 x R^0,15 / E^0,25 (Power Mode), avec les valeurs de reference du tableau de bord d'avril 2026 : compute US operationnel de 2 759 968 PetaFLOP/s (FP16) contre 156 632 PetaFLOP/s pour l'UE(13), un ratio energie UE/US ajuste-PPA de 1,59x (135 contre 85 USD/MWh), des ordres de grandeur de population active comparables (3,5 contre 9,6 millions a travers l'UE(13)), et des facteurs d'acces geopolitique R(US) = 1,0 contre R(UE) = 0,9, le ratio CACI(US)/CACI(UE) en Power Mode s'etablit a 3,64:1.</w:t>
       </w:r>
     </w:p>
     <w:p>
@@ -757,7 +757,7 @@
           <w:color w:val="202020"/>
           <w:sz w:val="22"/>
         </w:rPr>
-        <w:t>L'ecart est substantiellement attenue par rapport a l'avantage brut de 17,6:1 en H100-equivalents car les exposants geometriques (F a 0,40 ; L a 0,20 ; R a 0,15 ; E a 0,25) appliquent des rendements decroissants a la massive avance US sur le compute et recompensent partiellement l'UE sur le travail, l'acces geopolitique et des multiplicateurs energetiques plus faibles. En Intensity Mode (en divisant additionnellement par le PIB), l'ecart se resserre encore a environ 1,4:1, raison pour laquelle le ratio principal utilise dans toute cette etude est le ratio Power Mode de 3,46:1. Le chapitre V projette l'evolution de ce ratio dans chaque scenario.</w:t>
+        <w:t>L'ecart est substantiellement attenue par rapport a l'avantage brut de 17,6:1 en H100-equivalents car les exposants geometriques (F a 0,40 ; L a 0,20 ; R a 0,15 ; E a 0,25) appliquent des rendements decroissants a la massive avance US sur le compute et recompensent partiellement l'UE sur le travail, l'acces geopolitique et des multiplicateurs energetiques plus faibles. En Intensity Mode (en divisant additionnellement par le PIB), l'ecart se resserre encore a environ 1,4:1, raison pour laquelle le ratio principal utilise dans toute cette etude est le ratio Power Mode de 3,64:1. Le chapitre V projette l'evolution de ce ratio dans chaque scenario.</w:t>
       </w:r>
     </w:p>
     <w:p>
@@ -1057,7 +1057,7 @@
           <w:color w:val="202020"/>
           <w:sz w:val="22"/>
         </w:rPr>
-        <w:t>(2) Cette demande est structurellement concentree aux Etats-Unis. Le snapshot du tableau de bord d'avril 2026 chiffre la part US a 76,9 pour cent du compute IA operationnel en H100-equivalents et a 49,9 pour cent en incluant les clusters annonces ; 45 pour cent de la consommation electrique des centres de donnees ; et plus de 80 pour cent des investissements prives dans l'IA de frontiere. La concentration sur le compute operationnel s'accroit au fil du temps.</w:t>
+        <w:t>(2) Cette demande est structurellement concentree aux Etats-Unis. Le snapshot du tableau de bord d'avril 2026 chiffre la part US a 78,9 pour cent du compute IA operationnel en H100-equivalents et a 49,9 pour cent en incluant les clusters annonces ; 45 pour cent de la consommation electrique des centres de donnees ; et plus de 80 pour cent des investissements prives dans l'IA de frontiere. La concentration sur le compute operationnel s'accroit au fil du temps.</w:t>
       </w:r>
     </w:p>
     <w:p>
@@ -2300,7 +2300,7 @@
                 <w:color w:val="202020"/>
                 <w:sz w:val="20"/>
               </w:rPr>
-              <w:t>76,9 pct</w:t>
+              <w:t>78,9 pct</w:t>
             </w:r>
           </w:p>
         </w:tc>
@@ -2778,7 +2778,7 @@
                 <w:color w:val="202020"/>
                 <w:sz w:val="20"/>
               </w:rPr>
-              <w:t>15,7</w:t>
+              <w:t>36,1</w:t>
             </w:r>
           </w:p>
         </w:tc>
@@ -2796,7 +2796,7 @@
                 <w:color w:val="202020"/>
                 <w:sz w:val="20"/>
               </w:rPr>
-              <w:t>28,9</w:t>
+              <w:t>27,5</w:t>
             </w:r>
           </w:p>
         </w:tc>
@@ -2814,7 +2814,7 @@
                 <w:color w:val="202020"/>
                 <w:sz w:val="20"/>
               </w:rPr>
-              <w:t>3,46:1</w:t>
+              <w:t>3,64:1</w:t>
             </w:r>
           </w:p>
         </w:tc>

--- a/docs/a traduire/3/Chapitre_III_Diagnostic_Empirique_FR.docx
+++ b/docs/a traduire/3/Chapitre_III_Diagnostic_Empirique_FR.docx
@@ -142,7 +142,7 @@
                 <w:color w:val="1A2744"/>
                 <w:sz w:val="22"/>
               </w:rPr>
-              <w:t>3,64:1 ratio CACI US/EU (Power Mode)</w:t>
+              <w:t>3,47:1 ratio CACI US/EU (Power Mode)</w:t>
             </w:r>
           </w:p>
         </w:tc>
@@ -742,7 +742,7 @@
           <w:color w:val="202020"/>
           <w:sz w:val="22"/>
         </w:rPr>
-        <w:t>Ces donnees permettent une calibration precise du CACI defini au chapitre II. En utilisant la formule geometrique ponderee CACI = F^0,40 x L^0,20 x R^0,15 / E^0,25 (Power Mode), avec les valeurs de reference du tableau de bord d'avril 2026 : compute US operationnel de 2 759 968 PetaFLOP/s (FP16) contre 156 632 PetaFLOP/s pour l'UE(13), un ratio energie UE/US ajuste-PPA de 1,59x (135 contre 85 USD/MWh), des ordres de grandeur de population active comparables (3,5 contre 9,6 millions a travers l'UE(13)), et des facteurs d'acces geopolitique R(US) = 1,0 contre R(UE) = 0,9, le ratio CACI(US)/CACI(UE) en Power Mode s'etablit a 3,64:1.</w:t>
+        <w:t>Ces donnees permettent une calibration precise du CACI defini au chapitre II. En utilisant la formule geometrique ponderee CACI = F^0,40 x L^0,20 x R^0,15 / E^0,25 (Power Mode), avec les valeurs de reference du tableau de bord d'avril 2026 : compute US operationnel de 2 759 968 PetaFLOP/s (FP16) contre 156 632 PetaFLOP/s pour l'UE(13), un ratio energie UE/US ajuste-PPA de 1,59x (135 contre 85 USD/MWh), des ordres de grandeur de population active comparables (3,5 contre 9,6 millions a travers l'UE(13)), et des facteurs d'acces geopolitique R(US) = 1,0 contre R(UE) = 0,9, le ratio CACI(US)/CACI(UE) en Power Mode s'etablit a 3,47:1.</w:t>
       </w:r>
     </w:p>
     <w:p>
@@ -757,7 +757,7 @@
           <w:color w:val="202020"/>
           <w:sz w:val="22"/>
         </w:rPr>
-        <w:t>L'ecart est substantiellement attenue par rapport a l'avantage brut de 17,6:1 en H100-equivalents car les exposants geometriques (F a 0,40 ; L a 0,20 ; R a 0,15 ; E a 0,25) appliquent des rendements decroissants a la massive avance US sur le compute et recompensent partiellement l'UE sur le travail, l'acces geopolitique et des multiplicateurs energetiques plus faibles. En Intensity Mode (en divisant additionnellement par le PIB), l'ecart se resserre encore a environ 1,4:1, raison pour laquelle le ratio principal utilise dans toute cette etude est le ratio Power Mode de 3,64:1. Le chapitre V projette l'evolution de ce ratio dans chaque scenario.</w:t>
+        <w:t>L'ecart est substantiellement attenue par rapport a l'avantage brut de 17,6:1 en H100-equivalents car les exposants geometriques (F a 0,40 ; L a 0,20 ; R a 0,15 ; E a 0,25) appliquent des rendements decroissants a la massive avance US sur le compute et recompensent partiellement l'UE sur le travail, l'acces geopolitique et des multiplicateurs energetiques plus faibles. En Intensity Mode (en divisant additionnellement par le PIB), l'ecart se resserre encore a environ 1,4:1, raison pour laquelle le ratio principal utilise dans toute cette etude est le ratio Power Mode de 3,47:1. Le chapitre V projette l'evolution de ce ratio dans chaque scenario.</w:t>
       </w:r>
     </w:p>
     <w:p>
@@ -2778,7 +2778,7 @@
                 <w:color w:val="202020"/>
                 <w:sz w:val="20"/>
               </w:rPr>
-              <w:t>36,1</w:t>
+              <w:t>38,4</w:t>
             </w:r>
           </w:p>
         </w:tc>
@@ -2796,7 +2796,7 @@
                 <w:color w:val="202020"/>
                 <w:sz w:val="20"/>
               </w:rPr>
-              <w:t>27,5</w:t>
+              <w:t>28,8</w:t>
             </w:r>
           </w:p>
         </w:tc>
@@ -2814,7 +2814,7 @@
                 <w:color w:val="202020"/>
                 <w:sz w:val="20"/>
               </w:rPr>
-              <w:t>3,64:1</w:t>
+              <w:t>3,47:1</w:t>
             </w:r>
           </w:p>
         </w:tc>
